--- a/Camera_Quality_Analysis/Camera_Quality_Installation_Guide.docx
+++ b/Camera_Quality_Analysis/Camera_Quality_Installation_Guide.docx
@@ -10,7 +10,7 @@
                     <w:r><w:rPr><w:b/><w:sz w:val="26"/><w:color w:val="2E74B5"/></w:rPr><w:t>Overview</w:t></w:r>
                 </w:p><w:p>
                     <w:pPr><w:spacing w:before="60" w:after="120"/></w:pPr>
-                    <w:r><w:t>This document provides a step-by-step installation guide for setting up a working Camera Quality Analysis environment matching the methodology and formulas from: 'How to Choose your Pre-owned Smartphone?: A Multi-Dimensional Benchmarking of Performance and Quality' (Popuri & Chakraborty, Section 3.8 and Section 4.4).</w:t></w:r>
+                    <w:r><w:t>This document provides a step-by-step installation guide for setting up a working Camera Quality Analysis environment for NR-IQA benchmarking (BRISQUE, NIQE, and IL-NIQE).</w:t></w:r>
                 </w:p><w:p>
                     <w:pPr><w:spacing w:before="240" w:after="120"/></w:pPr>
                     <w:r><w:rPr><w:b/><w:sz w:val="26"/><w:color w:val="2E74B5"/></w:rPr><w:t>System Requirements</w:t></w:r>
